--- a/00-首页/题组Word/习题书/学生版/4-氧化还原与电化学.docx
+++ b/00-首页/题组Word/习题书/学生版/4-氧化还原与电化学.docx
@@ -2,7 +2,7 @@
 <file path=word/document.xml><?xml version="1.0" encoding="utf-8"?>
 <w:document xmlns:w="http://schemas.openxmlformats.org/wordprocessingml/2006/main" xmlns:m="http://schemas.openxmlformats.org/officeDocument/2006/math" xmlns:r="http://schemas.openxmlformats.org/officeDocument/2006/relationships" xmlns:o="urn:schemas-microsoft-com:office:office" xmlns:v="urn:schemas-microsoft-com:vml" xmlns:w10="urn:schemas-microsoft-com:office:word" xmlns:a="http://schemas.openxmlformats.org/drawingml/2006/main" xmlns:pic="http://schemas.openxmlformats.org/drawingml/2006/picture" xmlns:wp="http://schemas.openxmlformats.org/drawingml/2006/wordprocessingDrawing">
   <w:body>
-    <w:bookmarkStart w:id="98" w:name="第-4-章-氧化还原与电化学"/>
+    <w:bookmarkStart w:id="99" w:name="第-4-章-氧化还原与电化学"/>
     <w:p>
       <w:pPr>
         <w:spacing w:after="1800" w:before="1200" w:line="276" w:lineRule="auto"/>
@@ -1897,7 +1897,7 @@
     </w:p>
     <w:bookmarkEnd w:id="17"/>
     <w:bookmarkEnd w:id="18"/>
-    <w:bookmarkStart w:id="22" w:name="铝离子电池电极反应-d3第29届初赛"/>
+    <w:bookmarkStart w:id="23" w:name="铝离子电池电极反应-d3第29届初赛"/>
     <w:p>
       <w:pPr>
         <w:pStyle w:val="Heading2"/>
@@ -2370,6 +2370,37 @@
         <w:rPr>
           <w:rFonts w:hint="eastAsia" w:ascii="Times New Roman" w:hAnsi="Times New Roman" w:eastAsia="FangSong" w:cs="Times New Roman"/>
         </w:rPr>
+        <w:t>写出除去制得石墨后的镍的反应方程式</w:t>
+      </w:r>
+      <w:r>
+        <w:rPr>
+          <w:rFonts w:hint="eastAsia" w:ascii="Times New Roman" w:hAnsi="Times New Roman" w:eastAsia="Times New Roman" w:cs="Times New Roman"/>
+        </w:rPr>
+        <w:t>。</w:t>
+      </w:r>
+    </w:p>
+    <w:bookmarkEnd w:id="21"/>
+    <w:bookmarkStart w:id="22" w:name="section-9"/>
+    <w:p>
+      <w:pPr>
+        <w:pStyle w:val="Heading3"/>
+        <w:spacing w:before="280" w:after="120"/>
+      </w:pPr>
+      <w:r>
+        <w:rPr>
+          <w:rFonts w:hint="eastAsia" w:ascii="Times New Roman" w:hAnsi="Times New Roman" w:eastAsia="Times New Roman" w:cs="Times New Roman"/>
+        </w:rPr>
+        <w:t xml:space="preserve">（4）</w:t>
+      </w:r>
+    </w:p>
+    <w:p>
+      <w:pPr>
+        <w:pStyle w:val="FirstParagraph"/>
+      </w:pPr>
+      <w:r>
+        <w:rPr>
+          <w:rFonts w:hint="eastAsia" w:ascii="Times New Roman" w:hAnsi="Times New Roman" w:eastAsia="FangSong" w:cs="Times New Roman"/>
+        </w:rPr>
         <w:t>该电池的电解质是将无水三氯化铝溶入烃代咪唑氯化物离子液体中制得</w:t>
       </w:r>
       <w:r>
@@ -2401,9 +2432,9 @@
         </w:pict>
       </w:r>
     </w:p>
-    <w:bookmarkEnd w:id="21"/>
     <w:bookmarkEnd w:id="22"/>
-    <w:bookmarkStart w:id="29" w:name="固体电解质化学式及nm值-d3第30届初赛"/>
+    <w:bookmarkEnd w:id="23"/>
+    <w:bookmarkStart w:id="30" w:name="固体电解质化学式及nm值-d3第30届初赛"/>
     <w:p>
       <w:pPr>
         <w:pStyle w:val="Heading2"/>
@@ -2828,18 +2859,18 @@
           <wp:inline>
             <wp:extent cx="2520000" cy="4114285"/>
             <wp:effectExtent b="0" l="0" r="0" t="0"/>
-            <wp:docPr descr="" title="" id="24" name="Picture"/>
+            <wp:docPr descr="" title="" id="25" name="Picture"/>
             <a:graphic>
               <a:graphicData uri="http://schemas.openxmlformats.org/drawingml/2006/picture">
                 <pic:pic>
                   <pic:nvPicPr>
-                    <pic:cNvPr descr="a5e4f19024ba9ff3d5e90ffe1d357e4cfe1f17bb570f19340569e5228065aa24.jpg" id="25" name="Picture"/>
+                    <pic:cNvPr descr="a5e4f19024ba9ff3d5e90ffe1d357e4cfe1f17bb570f19340569e5228065aa24.jpg" id="26" name="Picture"/>
                     <pic:cNvPicPr>
                       <a:picLocks noChangeArrowheads="1" noChangeAspect="1"/>
                     </pic:cNvPicPr>
                   </pic:nvPicPr>
                   <pic:blipFill>
-                    <a:blip r:embed="rId23"/>
+                    <a:blip r:embed="rId24"/>
                     <a:stretch>
                       <a:fillRect/>
                     </a:stretch>
@@ -2892,18 +2923,18 @@
           <wp:inline>
             <wp:extent cx="2520000" cy="4084580"/>
             <wp:effectExtent b="0" l="0" r="0" t="0"/>
-            <wp:docPr descr="" title="" id="27" name="Picture"/>
+            <wp:docPr descr="" title="" id="28" name="Picture"/>
             <a:graphic>
               <a:graphicData uri="http://schemas.openxmlformats.org/drawingml/2006/picture">
                 <pic:pic>
                   <pic:nvPicPr>
-                    <pic:cNvPr descr="d079b29d7af346764389874c655bdc8f968afcbfade9cc5d3484074be3a401db.jpg" id="28" name="Picture"/>
+                    <pic:cNvPr descr="d079b29d7af346764389874c655bdc8f968afcbfade9cc5d3484074be3a401db.jpg" id="29" name="Picture"/>
                     <pic:cNvPicPr>
                       <a:picLocks noChangeArrowheads="1" noChangeAspect="1"/>
                     </pic:cNvPicPr>
                   </pic:nvPicPr>
                   <pic:blipFill>
-                    <a:blip r:embed="rId26"/>
+                    <a:blip r:embed="rId27"/>
                     <a:stretch>
                       <a:fillRect/>
                     </a:stretch>
@@ -3005,8 +3036,8 @@
         </w:pict>
       </w:r>
     </w:p>
-    <w:bookmarkEnd w:id="29"/>
-    <w:bookmarkStart w:id="30" w:name="橄榄石反应方程式-d3第32届初赛"/>
+    <w:bookmarkEnd w:id="30"/>
+    <w:bookmarkStart w:id="31" w:name="橄榄石反应方程式-d3第32届初赛"/>
     <w:p>
       <w:pPr>
         <w:pStyle w:val="Heading2"/>
@@ -3436,8 +3467,8 @@
         </w:pict>
       </w:r>
     </w:p>
-    <w:bookmarkEnd w:id="30"/>
-    <w:bookmarkStart w:id="35" w:name="非水溶剂电池电动势计算-d3第36届初赛"/>
+    <w:bookmarkEnd w:id="31"/>
+    <w:bookmarkStart w:id="36" w:name="非水溶剂电池电动势计算-d3第36届初赛"/>
     <w:p>
       <w:pPr>
         <w:pStyle w:val="Heading2"/>
@@ -3492,7 +3523,7 @@
         <w:t>）</w:t>
       </w:r>
     </w:p>
-    <w:bookmarkStart w:id="31" w:name="section-9"/>
+    <w:bookmarkStart w:id="32" w:name="section-10"/>
     <w:p>
       <w:pPr>
         <w:pStyle w:val="Heading3"/>
@@ -4911,8 +4942,8 @@
         </w:tc>
       </w:tr>
     </w:tbl>
-    <w:bookmarkEnd w:id="31"/>
-    <w:bookmarkStart w:id="32" w:name="section-10"/>
+    <w:bookmarkEnd w:id="32"/>
+    <w:bookmarkStart w:id="33" w:name="section-11"/>
     <w:p>
       <w:pPr>
         <w:pStyle w:val="Heading3"/>
@@ -5090,8 +5121,8 @@
         <w:t>。</w:t>
       </w:r>
     </w:p>
-    <w:bookmarkEnd w:id="32"/>
-    <w:bookmarkStart w:id="33" w:name="section-11"/>
+    <w:bookmarkEnd w:id="33"/>
+    <w:bookmarkStart w:id="34" w:name="section-12"/>
     <w:p>
       <w:pPr>
         <w:pStyle w:val="Heading3"/>
@@ -5558,8 +5589,8 @@
         <w:t xml:space="preserve">。</w:t>
       </w:r>
     </w:p>
-    <w:bookmarkEnd w:id="33"/>
-    <w:bookmarkStart w:id="34" w:name="section-12"/>
+    <w:bookmarkEnd w:id="34"/>
+    <w:bookmarkStart w:id="35" w:name="section-13"/>
     <w:p>
       <w:pPr>
         <w:pStyle w:val="Heading3"/>
@@ -6393,9 +6424,9 @@
         </w:pict>
       </w:r>
     </w:p>
-    <w:bookmarkEnd w:id="34"/>
     <w:bookmarkEnd w:id="35"/>
-    <w:bookmarkStart w:id="38" w:name="标准电极电势计算-d3第36届初赛第二场"/>
+    <w:bookmarkEnd w:id="36"/>
+    <w:bookmarkStart w:id="39" w:name="标准电极电势计算-d3第36届初赛第二场"/>
     <w:p>
       <w:pPr>
         <w:pStyle w:val="Heading2"/>
@@ -6450,7 +6481,7 @@
         <w:t>）</w:t>
       </w:r>
     </w:p>
-    <w:bookmarkStart w:id="36" w:name="section-13"/>
+    <w:bookmarkStart w:id="37" w:name="section-14"/>
     <w:p>
       <w:pPr>
         <w:pStyle w:val="Heading3"/>
@@ -6607,8 +6638,8 @@
         <w:t>。</w:t>
       </w:r>
     </w:p>
-    <w:bookmarkEnd w:id="36"/>
-    <w:bookmarkStart w:id="37" w:name="section-14"/>
+    <w:bookmarkEnd w:id="37"/>
+    <w:bookmarkStart w:id="38" w:name="section-15"/>
     <w:p>
       <w:pPr>
         <w:pStyle w:val="Heading3"/>
@@ -6943,9 +6974,9 @@
         </w:pict>
       </w:r>
     </w:p>
-    <w:bookmarkEnd w:id="37"/>
     <w:bookmarkEnd w:id="38"/>
-    <w:bookmarkStart w:id="42" w:name="膜电位计算-d3第37届初赛"/>
+    <w:bookmarkEnd w:id="39"/>
+    <w:bookmarkStart w:id="43" w:name="膜电位计算-d3第37届初赛"/>
     <w:p>
       <w:pPr>
         <w:pStyle w:val="Heading2"/>
@@ -7000,7 +7031,7 @@
         <w:t>）</w:t>
       </w:r>
     </w:p>
-    <w:bookmarkStart w:id="39" w:name="section-15"/>
+    <w:bookmarkStart w:id="40" w:name="section-16"/>
     <w:p>
       <w:pPr>
         <w:pStyle w:val="Heading3"/>
@@ -7903,8 +7934,8 @@
         <w:t>）。</w:t>
       </w:r>
     </w:p>
-    <w:bookmarkEnd w:id="39"/>
-    <w:bookmarkStart w:id="40" w:name="section-16"/>
+    <w:bookmarkEnd w:id="40"/>
+    <w:bookmarkStart w:id="41" w:name="section-17"/>
     <w:p>
       <w:pPr>
         <w:pStyle w:val="Heading3"/>
@@ -8415,8 +8446,8 @@
         <w:t>）。</w:t>
       </w:r>
     </w:p>
-    <w:bookmarkEnd w:id="40"/>
-    <w:bookmarkStart w:id="41" w:name="section-17"/>
+    <w:bookmarkEnd w:id="41"/>
+    <w:bookmarkStart w:id="42" w:name="section-18"/>
     <w:p>
       <w:pPr>
         <w:pStyle w:val="Heading3"/>
@@ -8468,9 +8499,9 @@
         </w:pict>
       </w:r>
     </w:p>
-    <w:bookmarkEnd w:id="41"/>
     <w:bookmarkEnd w:id="42"/>
-    <w:bookmarkStart w:id="43" w:name="d4"/>
+    <w:bookmarkEnd w:id="43"/>
+    <w:bookmarkStart w:id="44" w:name="d4"/>
     <w:p>
       <w:pPr>
         <w:pStyle w:val="Heading2"/>
@@ -8728,8 +8759,8 @@
         </w:pict>
       </w:r>
     </w:p>
-    <w:bookmarkEnd w:id="43"/>
-    <w:bookmarkStart w:id="47" w:name="d4-1"/>
+    <w:bookmarkEnd w:id="44"/>
+    <w:bookmarkStart w:id="48" w:name="d4-1"/>
     <w:p>
       <w:pPr>
         <w:pStyle w:val="Heading2"/>
@@ -9837,18 +9868,18 @@
           <wp:inline>
             <wp:extent cx="3600000" cy="1935708"/>
             <wp:effectExtent b="0" l="0" r="0" t="0"/>
-            <wp:docPr descr="" title="" id="45" name="Picture"/>
+            <wp:docPr descr="" title="" id="46" name="Picture"/>
             <a:graphic>
               <a:graphicData uri="http://schemas.openxmlformats.org/drawingml/2006/picture">
                 <pic:pic>
                   <pic:nvPicPr>
-                    <pic:cNvPr descr="02bf7bcff65ef4bc323cc8ca9890923f051f1fe68600b5c58447e2ff3ab4b4f7.jpg" id="46" name="Picture"/>
+                    <pic:cNvPr descr="02bf7bcff65ef4bc323cc8ca9890923f051f1fe68600b5c58447e2ff3ab4b4f7.jpg" id="47" name="Picture"/>
                     <pic:cNvPicPr>
                       <a:picLocks noChangeArrowheads="1" noChangeAspect="1"/>
                     </pic:cNvPicPr>
                   </pic:nvPicPr>
                   <pic:blipFill>
-                    <a:blip r:embed="rId44"/>
+                    <a:blip r:embed="rId45"/>
                     <a:stretch>
                       <a:fillRect/>
                     </a:stretch>
@@ -10571,8 +10602,8 @@
         </w:pict>
       </w:r>
     </w:p>
-    <w:bookmarkEnd w:id="47"/>
-    <w:bookmarkStart w:id="48" w:name="习题1-d4"/>
+    <w:bookmarkEnd w:id="48"/>
+    <w:bookmarkStart w:id="49" w:name="习题1-d4"/>
     <w:p>
       <w:pPr>
         <w:pStyle w:val="Heading2"/>
@@ -17412,8 +17443,8 @@
         </w:pict>
       </w:r>
     </w:p>
-    <w:bookmarkEnd w:id="48"/>
-    <w:bookmarkStart w:id="50" w:name="计算题-d4"/>
+    <w:bookmarkEnd w:id="49"/>
+    <w:bookmarkStart w:id="51" w:name="计算题-d4"/>
     <w:p>
       <w:pPr>
         <w:pStyle w:val="Heading2"/>
@@ -17444,7 +17475,7 @@
         <w:t xml:space="preserve"> 〔🟢 d4〕</w:t>
       </w:r>
     </w:p>
-    <w:bookmarkStart w:id="49" w:name="浓盐酸制氯气的原因"/>
+    <w:bookmarkStart w:id="50" w:name="浓盐酸制氯气的原因"/>
     <w:p>
       <w:pPr>
         <w:pStyle w:val="Heading3"/>
@@ -17931,9 +17962,9 @@
         </w:pict>
       </w:r>
     </w:p>
-    <w:bookmarkEnd w:id="49"/>
     <w:bookmarkEnd w:id="50"/>
-    <w:bookmarkStart w:id="51" w:name="例10.4-溶度积常数比值-d4"/>
+    <w:bookmarkEnd w:id="51"/>
+    <w:bookmarkStart w:id="52" w:name="例10.4-溶度积常数比值-d4"/>
     <w:p>
       <w:pPr>
         <w:pStyle w:val="Heading2"/>
@@ -18798,8 +18829,8 @@
         </w:pict>
       </w:r>
     </w:p>
-    <w:bookmarkEnd w:id="51"/>
-    <w:bookmarkStart w:id="52" w:name="例10.5-沉淀对电极电势的影响与平衡常数-d4"/>
+    <w:bookmarkEnd w:id="52"/>
+    <w:bookmarkStart w:id="53" w:name="例10.5-沉淀对电极电势的影响与平衡常数-d4"/>
     <w:p>
       <w:pPr>
         <w:pStyle w:val="Heading2"/>
@@ -19615,8 +19646,8 @@
         </w:pict>
       </w:r>
     </w:p>
-    <w:bookmarkEnd w:id="52"/>
-    <w:bookmarkStart w:id="53" w:name="例10.6-由电极电势求溶度积-d4"/>
+    <w:bookmarkEnd w:id="53"/>
+    <w:bookmarkStart w:id="54" w:name="例10.6-由电极电势求溶度积-d4"/>
     <w:p>
       <w:pPr>
         <w:pStyle w:val="Heading2"/>
@@ -20159,8 +20190,8 @@
         </w:pict>
       </w:r>
     </w:p>
-    <w:bookmarkEnd w:id="53"/>
-    <w:bookmarkStart w:id="54" w:name="例10.8-元素电势图与电动势吉布斯自由能-d4"/>
+    <w:bookmarkEnd w:id="54"/>
+    <w:bookmarkStart w:id="55" w:name="例10.8-元素电势图与电动势吉布斯自由能-d4"/>
     <w:p>
       <w:pPr>
         <w:pStyle w:val="Heading2"/>
@@ -20962,8 +20993,8 @@
         </w:pict>
       </w:r>
     </w:p>
-    <w:bookmarkEnd w:id="54"/>
-    <w:bookmarkStart w:id="55" w:name="例10.9-元素电势图与水的离子积-d4"/>
+    <w:bookmarkEnd w:id="55"/>
+    <w:bookmarkStart w:id="56" w:name="例10.9-元素电势图与水的离子积-d4"/>
     <w:p>
       <w:pPr>
         <w:pStyle w:val="Heading2"/>
@@ -21703,8 +21734,8 @@
         </w:pict>
       </w:r>
     </w:p>
-    <w:bookmarkEnd w:id="55"/>
-    <w:bookmarkStart w:id="56" w:name="题-赵鑫光-热力学-例10-d4"/>
+    <w:bookmarkEnd w:id="56"/>
+    <w:bookmarkStart w:id="57" w:name="题-赵鑫光-热力学-例10-d4"/>
     <w:p>
       <w:pPr>
         <w:pStyle w:val="Heading2"/>
@@ -31636,8 +31667,8 @@
         </w:pict>
       </w:r>
     </w:p>
-    <w:bookmarkEnd w:id="56"/>
-    <w:bookmarkStart w:id="57" w:name="题-赵鑫光-热力学-例11-d4"/>
+    <w:bookmarkEnd w:id="57"/>
+    <w:bookmarkStart w:id="58" w:name="题-赵鑫光-热力学-例11-d4"/>
     <w:p>
       <w:pPr>
         <w:pStyle w:val="Heading2"/>
@@ -32671,8 +32702,8 @@
         </w:pict>
       </w:r>
     </w:p>
-    <w:bookmarkEnd w:id="57"/>
-    <w:bookmarkStart w:id="58" w:name="题-赵鑫光-热力学-例7-d4"/>
+    <w:bookmarkEnd w:id="58"/>
+    <w:bookmarkStart w:id="59" w:name="题-赵鑫光-热力学-例7-d4"/>
     <w:p>
       <w:pPr>
         <w:pStyle w:val="Heading2"/>
@@ -33576,8 +33607,8 @@
         </w:pict>
       </w:r>
     </w:p>
-    <w:bookmarkEnd w:id="58"/>
-    <w:bookmarkStart w:id="59" w:name="题-赵鑫光-热力学-例8-d4"/>
+    <w:bookmarkEnd w:id="59"/>
+    <w:bookmarkStart w:id="60" w:name="题-赵鑫光-热力学-例8-d4"/>
     <w:p>
       <w:pPr>
         <w:pStyle w:val="Heading2"/>
@@ -35751,8 +35782,8 @@
         </w:pict>
       </w:r>
     </w:p>
-    <w:bookmarkEnd w:id="59"/>
-    <w:bookmarkStart w:id="60" w:name="题-赵鑫光-电化学-例10-d4"/>
+    <w:bookmarkEnd w:id="60"/>
+    <w:bookmarkStart w:id="61" w:name="题-赵鑫光-电化学-例10-d4"/>
     <w:p>
       <w:pPr>
         <w:pStyle w:val="Heading2"/>
@@ -36719,8 +36750,8 @@
         </w:pict>
       </w:r>
     </w:p>
-    <w:bookmarkEnd w:id="60"/>
-    <w:bookmarkStart w:id="64" w:name="题-赵鑫光-电化学-例2-d4"/>
+    <w:bookmarkEnd w:id="61"/>
+    <w:bookmarkStart w:id="65" w:name="题-赵鑫光-电化学-例2-d4"/>
     <w:p>
       <w:pPr>
         <w:pStyle w:val="Heading2"/>
@@ -36944,18 +36975,18 @@
           <wp:inline>
             <wp:extent cx="3600000" cy="1421772"/>
             <wp:effectExtent b="0" l="0" r="0" t="0"/>
-            <wp:docPr descr="" title="" id="62" name="Picture"/>
+            <wp:docPr descr="" title="" id="63" name="Picture"/>
             <a:graphic>
               <a:graphicData uri="http://schemas.openxmlformats.org/drawingml/2006/picture">
                 <pic:pic>
                   <pic:nvPicPr>
-                    <pic:cNvPr descr="0501c4e10a812a61ef1cefde13ddbc141f70c658af54949be9d9e5cecd71079a.jpg" id="63" name="Picture"/>
+                    <pic:cNvPr descr="0501c4e10a812a61ef1cefde13ddbc141f70c658af54949be9d9e5cecd71079a.jpg" id="64" name="Picture"/>
                     <pic:cNvPicPr>
                       <a:picLocks noChangeArrowheads="1" noChangeAspect="1"/>
                     </pic:cNvPicPr>
                   </pic:nvPicPr>
                   <pic:blipFill>
-                    <a:blip r:embed="rId61"/>
+                    <a:blip r:embed="rId62"/>
                     <a:stretch>
                       <a:fillRect/>
                     </a:stretch>
@@ -36992,8 +37023,8 @@
         </w:pict>
       </w:r>
     </w:p>
-    <w:bookmarkEnd w:id="64"/>
-    <w:bookmarkStart w:id="65" w:name="题-赵鑫光-电化学-例5-d4"/>
+    <w:bookmarkEnd w:id="65"/>
+    <w:bookmarkStart w:id="66" w:name="题-赵鑫光-电化学-例5-d4"/>
     <w:p>
       <w:pPr>
         <w:pStyle w:val="Heading2"/>
@@ -38066,8 +38097,8 @@
         </w:pict>
       </w:r>
     </w:p>
-    <w:bookmarkEnd w:id="65"/>
-    <w:bookmarkStart w:id="66" w:name="题-赵鑫光-电化学-例6-d4"/>
+    <w:bookmarkEnd w:id="66"/>
+    <w:bookmarkStart w:id="67" w:name="题-赵鑫光-电化学-例6-d4"/>
     <w:p>
       <w:pPr>
         <w:pStyle w:val="Heading2"/>
@@ -39777,8 +39808,8 @@
         </w:pict>
       </w:r>
     </w:p>
-    <w:bookmarkEnd w:id="66"/>
-    <w:bookmarkStart w:id="67" w:name="题-赵鑫光-电化学-例8-d4"/>
+    <w:bookmarkEnd w:id="67"/>
+    <w:bookmarkStart w:id="68" w:name="题-赵鑫光-电化学-例8-d4"/>
     <w:p>
       <w:pPr>
         <w:pStyle w:val="Heading2"/>
@@ -40942,8 +40973,8 @@
         </w:pict>
       </w:r>
     </w:p>
-    <w:bookmarkEnd w:id="67"/>
-    <w:bookmarkStart w:id="68" w:name="题-物电-03-沉淀对电极电势影响-d4"/>
+    <w:bookmarkEnd w:id="68"/>
+    <w:bookmarkStart w:id="69" w:name="题-物电-03-沉淀对电极电势影响-d4"/>
     <w:p>
       <w:pPr>
         <w:pStyle w:val="Heading2"/>
@@ -41475,8 +41506,8 @@
         </w:pict>
       </w:r>
     </w:p>
-    <w:bookmarkEnd w:id="68"/>
-    <w:bookmarkStart w:id="69" w:name="nernst方程求ksp-d4"/>
+    <w:bookmarkEnd w:id="69"/>
+    <w:bookmarkStart w:id="70" w:name="nernst方程求ksp-d4"/>
     <w:p>
       <w:pPr>
         <w:pStyle w:val="Heading2"/>
@@ -41801,8 +41832,8 @@
         </w:pict>
       </w:r>
     </w:p>
-    <w:bookmarkEnd w:id="69"/>
-    <w:bookmarkStart w:id="73" w:name="ph对电极电势的影响-d4"/>
+    <w:bookmarkEnd w:id="70"/>
+    <w:bookmarkStart w:id="74" w:name="ph对电极电势的影响-d4"/>
     <w:p>
       <w:pPr>
         <w:pStyle w:val="Heading2"/>
@@ -42271,18 +42302,18 @@
           <wp:inline>
             <wp:extent cx="3240000" cy="4073142"/>
             <wp:effectExtent b="0" l="0" r="0" t="0"/>
-            <wp:docPr descr="" title="" id="71" name="Picture"/>
+            <wp:docPr descr="" title="" id="72" name="Picture"/>
             <a:graphic>
               <a:graphicData uri="http://schemas.openxmlformats.org/drawingml/2006/picture">
                 <pic:pic>
                   <pic:nvPicPr>
-                    <pic:cNvPr descr="251b328802bc1f9b29d2412b4a2c256070af504aa4ec5bd84f12dec4066770a0.jpg" id="72" name="Picture"/>
+                    <pic:cNvPr descr="251b328802bc1f9b29d2412b4a2c256070af504aa4ec5bd84f12dec4066770a0.jpg" id="73" name="Picture"/>
                     <pic:cNvPicPr>
                       <a:picLocks noChangeArrowheads="1" noChangeAspect="1"/>
                     </pic:cNvPicPr>
                   </pic:nvPicPr>
                   <pic:blipFill>
-                    <a:blip r:embed="rId70"/>
+                    <a:blip r:embed="rId71"/>
                     <a:stretch>
                       <a:fillRect/>
                     </a:stretch>
@@ -42319,8 +42350,8 @@
         </w:pict>
       </w:r>
     </w:p>
-    <w:bookmarkEnd w:id="73"/>
-    <w:bookmarkStart w:id="77" w:name="上海中学-电化学-习题1-d4"/>
+    <w:bookmarkEnd w:id="74"/>
+    <w:bookmarkStart w:id="78" w:name="上海中学-电化学-习题1-d4"/>
     <w:p>
       <w:pPr>
         <w:pStyle w:val="Heading2"/>
@@ -42581,18 +42612,18 @@
           <wp:inline>
             <wp:extent cx="3600000" cy="2469701"/>
             <wp:effectExtent b="0" l="0" r="0" t="0"/>
-            <wp:docPr descr="" title="" id="75" name="Picture"/>
+            <wp:docPr descr="" title="" id="76" name="Picture"/>
             <a:graphic>
               <a:graphicData uri="http://schemas.openxmlformats.org/drawingml/2006/picture">
                 <pic:pic>
                   <pic:nvPicPr>
-                    <pic:cNvPr descr="2d61841865950f93fb3365d0977be36fcd82e335cc19ee86bfe3bfb68016bd64.jpg" id="76" name="Picture"/>
+                    <pic:cNvPr descr="2d61841865950f93fb3365d0977be36fcd82e335cc19ee86bfe3bfb68016bd64.jpg" id="77" name="Picture"/>
                     <pic:cNvPicPr>
                       <a:picLocks noChangeArrowheads="1" noChangeAspect="1"/>
                     </pic:cNvPicPr>
                   </pic:nvPicPr>
                   <pic:blipFill>
-                    <a:blip r:embed="rId74"/>
+                    <a:blip r:embed="rId75"/>
                     <a:stretch>
                       <a:fillRect/>
                     </a:stretch>
@@ -42749,8 +42780,8 @@
         </w:pict>
       </w:r>
     </w:p>
-    <w:bookmarkEnd w:id="77"/>
-    <w:bookmarkStart w:id="78" w:name="上海中学-电化学-习题2-d4"/>
+    <w:bookmarkEnd w:id="78"/>
+    <w:bookmarkStart w:id="79" w:name="上海中学-电化学-习题2-d4"/>
     <w:p>
       <w:pPr>
         <w:pStyle w:val="Heading2"/>
@@ -42962,8 +42993,8 @@
         </w:pict>
       </w:r>
     </w:p>
-    <w:bookmarkEnd w:id="78"/>
-    <w:bookmarkStart w:id="79" w:name="上海中学-电化学-习题3-d4"/>
+    <w:bookmarkEnd w:id="79"/>
+    <w:bookmarkStart w:id="80" w:name="上海中学-电化学-习题3-d4"/>
     <w:p>
       <w:pPr>
         <w:pStyle w:val="Heading2"/>
@@ -43137,8 +43168,8 @@
         </w:pict>
       </w:r>
     </w:p>
-    <w:bookmarkEnd w:id="79"/>
-    <w:bookmarkStart w:id="80" w:name="上海中学-电化学-习题4-d4"/>
+    <w:bookmarkEnd w:id="80"/>
+    <w:bookmarkStart w:id="81" w:name="上海中学-电化学-习题4-d4"/>
     <w:p>
       <w:pPr>
         <w:pStyle w:val="Heading2"/>
@@ -43282,8 +43313,8 @@
         </w:pict>
       </w:r>
     </w:p>
-    <w:bookmarkEnd w:id="80"/>
-    <w:bookmarkStart w:id="81" w:name="上海中学-电化学-习题5-d4"/>
+    <w:bookmarkEnd w:id="81"/>
+    <w:bookmarkStart w:id="82" w:name="上海中学-电化学-习题5-d4"/>
     <w:p>
       <w:pPr>
         <w:pStyle w:val="Heading2"/>
@@ -43537,8 +43568,8 @@
         </w:pict>
       </w:r>
     </w:p>
-    <w:bookmarkEnd w:id="81"/>
-    <w:bookmarkStart w:id="82" w:name="上海中学-电化学-习题6-d4"/>
+    <w:bookmarkEnd w:id="82"/>
+    <w:bookmarkStart w:id="83" w:name="上海中学-电化学-习题6-d4"/>
     <w:p>
       <w:pPr>
         <w:pStyle w:val="Heading2"/>
@@ -43815,8 +43846,8 @@
         </w:pict>
       </w:r>
     </w:p>
-    <w:bookmarkEnd w:id="82"/>
-    <w:bookmarkStart w:id="83" w:name="上海中学-电化学-习题7-d4"/>
+    <w:bookmarkEnd w:id="83"/>
+    <w:bookmarkStart w:id="84" w:name="上海中学-电化学-习题7-d4"/>
     <w:p>
       <w:pPr>
         <w:pStyle w:val="Heading2"/>
@@ -43996,8 +44027,8 @@
         </w:pict>
       </w:r>
     </w:p>
-    <w:bookmarkEnd w:id="83"/>
-    <w:bookmarkStart w:id="84" w:name="上海中学-电化学-习题8-d4"/>
+    <w:bookmarkEnd w:id="84"/>
+    <w:bookmarkStart w:id="85" w:name="上海中学-电化学-习题8-d4"/>
     <w:p>
       <w:pPr>
         <w:pStyle w:val="Heading2"/>
@@ -44209,8 +44240,8 @@
         </w:pict>
       </w:r>
     </w:p>
-    <w:bookmarkEnd w:id="84"/>
-    <w:bookmarkStart w:id="88" w:name="上海中学-电化学-习题9-d4"/>
+    <w:bookmarkEnd w:id="85"/>
+    <w:bookmarkStart w:id="89" w:name="上海中学-电化学-习题9-d4"/>
     <w:p>
       <w:pPr>
         <w:pStyle w:val="Heading2"/>
@@ -44746,18 +44777,18 @@
           <wp:inline>
             <wp:extent cx="3600000" cy="2436680"/>
             <wp:effectExtent b="0" l="0" r="0" t="0"/>
-            <wp:docPr descr="" title="" id="86" name="Picture"/>
+            <wp:docPr descr="" title="" id="87" name="Picture"/>
             <a:graphic>
               <a:graphicData uri="http://schemas.openxmlformats.org/drawingml/2006/picture">
                 <pic:pic>
                   <pic:nvPicPr>
-                    <pic:cNvPr descr="5567cac96870c09239f6bcaafa031bf995548b2922738432b5c3b2d9d352831f.jpg" id="87" name="Picture"/>
+                    <pic:cNvPr descr="5567cac96870c09239f6bcaafa031bf995548b2922738432b5c3b2d9d352831f.jpg" id="88" name="Picture"/>
                     <pic:cNvPicPr>
                       <a:picLocks noChangeArrowheads="1" noChangeAspect="1"/>
                     </pic:cNvPicPr>
                   </pic:nvPicPr>
                   <pic:blipFill>
-                    <a:blip r:embed="rId85"/>
+                    <a:blip r:embed="rId86"/>
                     <a:stretch>
                       <a:fillRect/>
                     </a:stretch>
@@ -47922,8 +47953,8 @@
         </w:pict>
       </w:r>
     </w:p>
-    <w:bookmarkEnd w:id="88"/>
-    <w:bookmarkStart w:id="89" w:name="co氧化数与氧缺陷计算-d4第25届初赛"/>
+    <w:bookmarkEnd w:id="89"/>
+    <w:bookmarkStart w:id="90" w:name="co氧化数与氧缺陷计算-d4第25届初赛"/>
     <w:p>
       <w:pPr>
         <w:pStyle w:val="Heading2"/>
@@ -48331,8 +48362,8 @@
         </w:pict>
       </w:r>
     </w:p>
-    <w:bookmarkEnd w:id="89"/>
-    <w:bookmarkStart w:id="94" w:name="limn2o4合成方程式-d4第37届初赛"/>
+    <w:bookmarkEnd w:id="90"/>
+    <w:bookmarkStart w:id="95" w:name="limn2o4合成方程式-d4第37届初赛"/>
     <w:p>
       <w:pPr>
         <w:pStyle w:val="Heading2"/>
@@ -48393,7 +48424,7 @@
         <w:t>）</w:t>
       </w:r>
     </w:p>
-    <w:bookmarkStart w:id="90" w:name="section-18"/>
+    <w:bookmarkStart w:id="91" w:name="section-19"/>
     <w:p>
       <w:pPr>
         <w:pStyle w:val="Heading3"/>
@@ -48769,8 +48800,8 @@
         <w:t>。</w:t>
       </w:r>
     </w:p>
-    <w:bookmarkEnd w:id="90"/>
-    <w:bookmarkStart w:id="91" w:name="section-19"/>
+    <w:bookmarkEnd w:id="91"/>
+    <w:bookmarkStart w:id="92" w:name="section-20"/>
     <w:p>
       <w:pPr>
         <w:pStyle w:val="Heading3"/>
@@ -48896,8 +48927,8 @@
         <w:t>？</w:t>
       </w:r>
     </w:p>
-    <w:bookmarkEnd w:id="91"/>
-    <w:bookmarkStart w:id="92" w:name="section-20"/>
+    <w:bookmarkEnd w:id="92"/>
+    <w:bookmarkStart w:id="93" w:name="section-21"/>
     <w:p>
       <w:pPr>
         <w:pStyle w:val="Heading3"/>
@@ -49389,8 +49420,8 @@
         <w:t xml:space="preserve">。</w:t>
       </w:r>
     </w:p>
-    <w:bookmarkEnd w:id="92"/>
-    <w:bookmarkStart w:id="93" w:name="section-21"/>
+    <w:bookmarkEnd w:id="93"/>
+    <w:bookmarkStart w:id="94" w:name="section-22"/>
     <w:p>
       <w:pPr>
         <w:pStyle w:val="Heading3"/>
@@ -49738,9 +49769,9 @@
         </w:pict>
       </w:r>
     </w:p>
-    <w:bookmarkEnd w:id="93"/>
     <w:bookmarkEnd w:id="94"/>
-    <w:bookmarkStart w:id="95" w:name="例10.10-电势-ph图-d5"/>
+    <w:bookmarkEnd w:id="95"/>
+    <w:bookmarkStart w:id="96" w:name="例10.10-电势-ph图-d5"/>
     <w:p>
       <w:pPr>
         <w:pStyle w:val="Heading2"/>
@@ -50063,8 +50094,8 @@
         </w:pict>
       </w:r>
     </w:p>
-    <w:bookmarkEnd w:id="95"/>
-    <w:bookmarkStart w:id="96" w:name="例10.7-氧化还原反应平衡常数的分步计算-d5"/>
+    <w:bookmarkEnd w:id="96"/>
+    <w:bookmarkStart w:id="97" w:name="例10.7-氧化还原反应平衡常数的分步计算-d5"/>
     <w:p>
       <w:pPr>
         <w:pStyle w:val="Heading2"/>
@@ -51036,8 +51067,8 @@
         </w:pict>
       </w:r>
     </w:p>
-    <w:bookmarkEnd w:id="96"/>
-    <w:bookmarkStart w:id="97" w:name="普鲁士蓝颗粒接触比例-d5第39届初赛"/>
+    <w:bookmarkEnd w:id="97"/>
+    <w:bookmarkStart w:id="98" w:name="普鲁士蓝颗粒接触比例-d5第39届初赛"/>
     <w:p>
       <w:pPr>
         <w:pStyle w:val="Heading2"/>
@@ -51803,8 +51834,8 @@
         </w:pict>
       </w:r>
     </w:p>
-    <w:bookmarkEnd w:id="97"/>
     <w:bookmarkEnd w:id="98"/>
+    <w:bookmarkEnd w:id="99"/>
     <w:sectPr>
       <w:footerReference w:type="default" r:id="rId9"/>
       <w:footnotePr>
